--- a/output/hsk2/buoi03_dulich_xian/baitap/hocsinh/worksheet.docx
+++ b/output/hsk2/buoi03_dulich_xian/baitap/hocsinh/worksheet.docx
@@ -2013,7 +2013,7 @@
           <w:color w:val="6B7683"/>
           <w:sz w:val="22"/>
         </w:rPr>
-        <w:t>Nghe câu hỏi rồi trả lời.</w:t>
+        <w:t>Nghe câu hỏi rồi trả lời. Dàn bài chuẩn HSKK 初级: (1) Trả lời thẳng câu hỏi bằng 1 câu ngắn — đúng ngữ pháp hơn là nói dài; (2) Thêm 1 câu mô tả/giải thích cụ thể hơn (làm gì, với ai, thế nào); (3) (không bắt buộc, để đạt điểm cao) thêm 1 câu cảm nghĩ hoặc mở rộng.</w:t>
       </w:r>
     </w:p>
     <w:p>
